--- a/extra/report/No.結合テスト_テストケース.docx
+++ b/extra/report/No.結合テスト_テストケース.docx
@@ -377,7 +377,7 @@
             <w:pPr>
               <w:snapToGrid w:val="0"/>
               <w:rPr>
-                <w:rFonts w:ascii="游ゴシック" w:eastAsia="游ゴシック" w:hAnsi="游ゴシック" w:hint="eastAsia"/>
+                <w:rFonts w:ascii="游ゴシック" w:eastAsia="游ゴシック" w:hAnsi="游ゴシック"/>
                 <w:sz w:val="20"/>
               </w:rPr>
             </w:pPr>
@@ -511,7 +511,7 @@
             <w:pPr>
               <w:snapToGrid w:val="0"/>
               <w:rPr>
-                <w:rFonts w:ascii="游ゴシック" w:eastAsia="游ゴシック" w:hAnsi="游ゴシック" w:hint="eastAsia"/>
+                <w:rFonts w:ascii="游ゴシック" w:eastAsia="游ゴシック" w:hAnsi="游ゴシック"/>
                 <w:sz w:val="20"/>
               </w:rPr>
             </w:pPr>
@@ -549,6 +549,20 @@
                 <w:rFonts w:ascii="游ゴシック" w:eastAsia="游ゴシック" w:hAnsi="游ゴシック" w:hint="eastAsia"/>
                 <w:sz w:val="20"/>
               </w:rPr>
+              <w:t>ステップ1</w:t>
+            </w:r>
+            <w:r>
+              <w:rPr>
+                <w:rFonts w:ascii="游ゴシック" w:eastAsia="游ゴシック" w:hAnsi="游ゴシック"/>
+                <w:sz w:val="20"/>
+              </w:rPr>
+              <w:t>.</w:t>
+            </w:r>
+            <w:r>
+              <w:rPr>
+                <w:rFonts w:ascii="游ゴシック" w:eastAsia="游ゴシック" w:hAnsi="游ゴシック" w:hint="eastAsia"/>
+                <w:sz w:val="20"/>
+              </w:rPr>
               <w:t>「T</w:t>
             </w:r>
             <w:r>
@@ -556,6 +570,323 @@
                 <w:rFonts w:ascii="游ゴシック" w:eastAsia="游ゴシック" w:hAnsi="游ゴシック"/>
                 <w:sz w:val="20"/>
               </w:rPr>
+              <w:t>_MEMBER</w:t>
+            </w:r>
+            <w:r>
+              <w:rPr>
+                <w:rFonts w:ascii="游ゴシック" w:eastAsia="游ゴシック" w:hAnsi="游ゴシック" w:hint="eastAsia"/>
+                <w:sz w:val="20"/>
+              </w:rPr>
+              <w:t>」</w:t>
+            </w:r>
+            <w:r>
+              <w:rPr>
+                <w:rFonts w:ascii="游ゴシック" w:eastAsia="游ゴシック" w:hAnsi="游ゴシック" w:hint="eastAsia"/>
+                <w:sz w:val="20"/>
+              </w:rPr>
+              <w:t>テーブルに</w:t>
+            </w:r>
+          </w:p>
+          <w:p>
+            <w:pPr>
+              <w:snapToGrid w:val="0"/>
+              <w:rPr>
+                <w:rFonts w:ascii="游ゴシック" w:eastAsia="游ゴシック" w:hAnsi="游ゴシック"/>
+                <w:sz w:val="20"/>
+              </w:rPr>
+            </w:pPr>
+            <w:r>
+              <w:rPr>
+                <w:rFonts w:ascii="游ゴシック" w:eastAsia="游ゴシック" w:hAnsi="游ゴシック" w:hint="eastAsia"/>
+                <w:sz w:val="20"/>
+              </w:rPr>
+              <w:t>メールアドレス：</w:t>
+            </w:r>
+            <w:hyperlink r:id="rId11" w:history="1">
+              <w:r>
+                <w:rPr>
+                  <w:rStyle w:val="a6"/>
+                  <w:rFonts w:ascii="游ゴシック" w:eastAsia="游ゴシック" w:hAnsi="游ゴシック" w:hint="eastAsia"/>
+                  <w:sz w:val="20"/>
+                </w:rPr>
+                <w:t>a</w:t>
+              </w:r>
+              <w:r>
+                <w:rPr>
+                  <w:rStyle w:val="a6"/>
+                  <w:rFonts w:ascii="游ゴシック" w:eastAsia="游ゴシック" w:hAnsi="游ゴシック"/>
+                  <w:sz w:val="20"/>
+                </w:rPr>
+                <w:t>@a.com</w:t>
+              </w:r>
+            </w:hyperlink>
+          </w:p>
+          <w:p>
+            <w:pPr>
+              <w:snapToGrid w:val="0"/>
+              <w:rPr>
+                <w:rFonts w:ascii="游ゴシック" w:eastAsia="游ゴシック" w:hAnsi="游ゴシック"/>
+                <w:sz w:val="20"/>
+              </w:rPr>
+            </w:pPr>
+            <w:r>
+              <w:rPr>
+                <w:rFonts w:ascii="游ゴシック" w:eastAsia="游ゴシック" w:hAnsi="游ゴシック" w:hint="eastAsia"/>
+                <w:sz w:val="20"/>
+              </w:rPr>
+              <w:t>氏名：佐藤</w:t>
+            </w:r>
+          </w:p>
+          <w:p>
+            <w:pPr>
+              <w:snapToGrid w:val="0"/>
+              <w:rPr>
+                <w:rFonts w:ascii="游ゴシック" w:eastAsia="游ゴシック" w:hAnsi="游ゴシック"/>
+                <w:sz w:val="20"/>
+              </w:rPr>
+            </w:pPr>
+            <w:r>
+              <w:rPr>
+                <w:rFonts w:ascii="游ゴシック" w:eastAsia="游ゴシック" w:hAnsi="游ゴシック" w:hint="eastAsia"/>
+                <w:sz w:val="20"/>
+              </w:rPr>
+              <w:t>住所：東京都</w:t>
+            </w:r>
+          </w:p>
+          <w:p>
+            <w:pPr>
+              <w:snapToGrid w:val="0"/>
+              <w:rPr>
+                <w:rFonts w:ascii="游ゴシック" w:eastAsia="游ゴシック" w:hAnsi="游ゴシック" w:hint="eastAsia"/>
+                <w:sz w:val="20"/>
+              </w:rPr>
+            </w:pPr>
+            <w:r>
+              <w:rPr>
+                <w:rFonts w:ascii="游ゴシック" w:eastAsia="游ゴシック" w:hAnsi="游ゴシック" w:hint="eastAsia"/>
+                <w:sz w:val="20"/>
+              </w:rPr>
+              <w:t>加入日：2</w:t>
+            </w:r>
+            <w:r>
+              <w:rPr>
+                <w:rFonts w:ascii="游ゴシック" w:eastAsia="游ゴシック" w:hAnsi="游ゴシック"/>
+                <w:sz w:val="20"/>
+              </w:rPr>
+              <w:t>025/09/01</w:t>
+            </w:r>
+          </w:p>
+          <w:p>
+            <w:pPr>
+              <w:snapToGrid w:val="0"/>
+              <w:rPr>
+                <w:rFonts w:ascii="游ゴシック" w:eastAsia="游ゴシック" w:hAnsi="游ゴシック"/>
+                <w:sz w:val="20"/>
+              </w:rPr>
+            </w:pPr>
+            <w:r>
+              <w:rPr>
+                <w:rFonts w:ascii="游ゴシック" w:eastAsia="游ゴシック" w:hAnsi="游ゴシック" w:hint="eastAsia"/>
+                <w:sz w:val="20"/>
+              </w:rPr>
+              <w:t>決済方法：クレジット</w:t>
+            </w:r>
+          </w:p>
+          <w:p>
+            <w:pPr>
+              <w:snapToGrid w:val="0"/>
+              <w:rPr>
+                <w:rFonts w:ascii="游ゴシック" w:eastAsia="游ゴシック" w:hAnsi="游ゴシック"/>
+                <w:sz w:val="20"/>
+              </w:rPr>
+            </w:pPr>
+            <w:r>
+              <w:rPr>
+                <w:rFonts w:ascii="游ゴシック" w:eastAsia="游ゴシック" w:hAnsi="游ゴシック" w:hint="eastAsia"/>
+                <w:sz w:val="20"/>
+              </w:rPr>
+              <w:t>と登録する</w:t>
+            </w:r>
+          </w:p>
+          <w:p>
+            <w:pPr>
+              <w:snapToGrid w:val="0"/>
+              <w:rPr>
+                <w:rFonts w:ascii="游ゴシック" w:eastAsia="游ゴシック" w:hAnsi="游ゴシック"/>
+                <w:sz w:val="20"/>
+              </w:rPr>
+            </w:pPr>
+            <w:r>
+              <w:rPr>
+                <w:rFonts w:ascii="游ゴシック" w:eastAsia="游ゴシック" w:hAnsi="游ゴシック" w:hint="eastAsia"/>
+                <w:sz w:val="20"/>
+              </w:rPr>
+              <w:t>「T</w:t>
+            </w:r>
+            <w:r>
+              <w:rPr>
+                <w:rFonts w:ascii="游ゴシック" w:eastAsia="游ゴシック" w:hAnsi="游ゴシック"/>
+                <w:sz w:val="20"/>
+              </w:rPr>
+              <w:t>_CHARGE</w:t>
+            </w:r>
+            <w:r>
+              <w:rPr>
+                <w:rFonts w:ascii="游ゴシック" w:eastAsia="游ゴシック" w:hAnsi="游ゴシック" w:hint="eastAsia"/>
+                <w:sz w:val="20"/>
+              </w:rPr>
+              <w:t>」テーブルに</w:t>
+            </w:r>
+          </w:p>
+          <w:p>
+            <w:pPr>
+              <w:snapToGrid w:val="0"/>
+              <w:rPr>
+                <w:rFonts w:ascii="游ゴシック" w:eastAsia="游ゴシック" w:hAnsi="游ゴシック"/>
+                <w:sz w:val="20"/>
+              </w:rPr>
+            </w:pPr>
+            <w:r>
+              <w:rPr>
+                <w:rFonts w:ascii="游ゴシック" w:eastAsia="游ゴシック" w:hAnsi="游ゴシック" w:hint="eastAsia"/>
+                <w:sz w:val="20"/>
+              </w:rPr>
+              <w:t>料金名：通常料金</w:t>
+            </w:r>
+          </w:p>
+          <w:p>
+            <w:pPr>
+              <w:snapToGrid w:val="0"/>
+              <w:rPr>
+                <w:rFonts w:ascii="游ゴシック" w:eastAsia="游ゴシック" w:hAnsi="游ゴシック"/>
+                <w:sz w:val="20"/>
+              </w:rPr>
+            </w:pPr>
+            <w:r>
+              <w:rPr>
+                <w:rFonts w:ascii="游ゴシック" w:eastAsia="游ゴシック" w:hAnsi="游ゴシック" w:hint="eastAsia"/>
+                <w:sz w:val="20"/>
+              </w:rPr>
+              <w:t>月額料金：1</w:t>
+            </w:r>
+            <w:r>
+              <w:rPr>
+                <w:rFonts w:ascii="游ゴシック" w:eastAsia="游ゴシック" w:hAnsi="游ゴシック"/>
+                <w:sz w:val="20"/>
+              </w:rPr>
+              <w:t>000</w:t>
+            </w:r>
+          </w:p>
+          <w:p>
+            <w:pPr>
+              <w:snapToGrid w:val="0"/>
+              <w:rPr>
+                <w:rFonts w:ascii="游ゴシック" w:eastAsia="游ゴシック" w:hAnsi="游ゴシック"/>
+                <w:sz w:val="20"/>
+              </w:rPr>
+            </w:pPr>
+            <w:r>
+              <w:rPr>
+                <w:rFonts w:ascii="游ゴシック" w:eastAsia="游ゴシック" w:hAnsi="游ゴシック" w:hint="eastAsia"/>
+                <w:sz w:val="20"/>
+              </w:rPr>
+              <w:t>加入日に：2</w:t>
+            </w:r>
+            <w:r>
+              <w:rPr>
+                <w:rFonts w:ascii="游ゴシック" w:eastAsia="游ゴシック" w:hAnsi="游ゴシック"/>
+                <w:sz w:val="20"/>
+              </w:rPr>
+              <w:t>025/09/01</w:t>
+            </w:r>
+          </w:p>
+          <w:p>
+            <w:pPr>
+              <w:snapToGrid w:val="0"/>
+              <w:rPr>
+                <w:rFonts w:ascii="游ゴシック" w:eastAsia="游ゴシック" w:hAnsi="游ゴシック"/>
+                <w:sz w:val="20"/>
+              </w:rPr>
+            </w:pPr>
+            <w:r>
+              <w:rPr>
+                <w:rFonts w:ascii="游ゴシック" w:eastAsia="游ゴシック" w:hAnsi="游ゴシック" w:hint="eastAsia"/>
+                <w:sz w:val="20"/>
+              </w:rPr>
+              <w:t>と登録する</w:t>
+            </w:r>
+          </w:p>
+          <w:p>
+            <w:pPr>
+              <w:snapToGrid w:val="0"/>
+              <w:rPr>
+                <w:rFonts w:ascii="游ゴシック" w:eastAsia="游ゴシック" w:hAnsi="游ゴシック" w:hint="eastAsia"/>
+                <w:sz w:val="20"/>
+              </w:rPr>
+            </w:pPr>
+            <w:r>
+              <w:rPr>
+                <w:rFonts w:ascii="游ゴシック" w:eastAsia="游ゴシック" w:hAnsi="游ゴシック" w:hint="eastAsia"/>
+                <w:sz w:val="20"/>
+              </w:rPr>
+              <w:t>ステップ2</w:t>
+            </w:r>
+            <w:r>
+              <w:rPr>
+                <w:rFonts w:ascii="游ゴシック" w:eastAsia="游ゴシック" w:hAnsi="游ゴシック"/>
+                <w:sz w:val="20"/>
+              </w:rPr>
+              <w:t>.</w:t>
+            </w:r>
+            <w:r>
+              <w:rPr>
+                <w:rFonts w:ascii="游ゴシック" w:eastAsia="游ゴシック" w:hAnsi="游ゴシック" w:hint="eastAsia"/>
+                <w:sz w:val="20"/>
+              </w:rPr>
+              <w:t>バッチプログラムを引数</w:t>
+            </w:r>
+            <w:r>
+              <w:rPr>
+                <w:rFonts w:ascii="游ゴシック" w:eastAsia="游ゴシック" w:hAnsi="游ゴシック"/>
+                <w:sz w:val="20"/>
+              </w:rPr>
+              <w:t>”2025/09/01”</w:t>
+            </w:r>
+            <w:r>
+              <w:rPr>
+                <w:rFonts w:ascii="游ゴシック" w:eastAsia="游ゴシック" w:hAnsi="游ゴシック" w:hint="eastAsia"/>
+                <w:sz w:val="20"/>
+              </w:rPr>
+              <w:t>で実行</w:t>
+            </w:r>
+            <w:r>
+              <w:rPr>
+                <w:rFonts w:ascii="游ゴシック" w:eastAsia="游ゴシック" w:hAnsi="游ゴシック" w:hint="eastAsia"/>
+                <w:sz w:val="20"/>
+              </w:rPr>
+              <w:t>すると</w:t>
+            </w:r>
+          </w:p>
+          <w:p>
+            <w:pPr>
+              <w:snapToGrid w:val="0"/>
+              <w:rPr>
+                <w:rFonts w:ascii="游ゴシック" w:eastAsia="游ゴシック" w:hAnsi="游ゴシック" w:hint="eastAsia"/>
+                <w:sz w:val="20"/>
+              </w:rPr>
+            </w:pPr>
+            <w:r>
+              <w:rPr>
+                <w:rFonts w:ascii="游ゴシック" w:eastAsia="游ゴシック" w:hAnsi="游ゴシック" w:hint="eastAsia"/>
+                <w:sz w:val="20"/>
+              </w:rPr>
+              <w:t>「T</w:t>
+            </w:r>
+            <w:r>
+              <w:rPr>
+                <w:rFonts w:ascii="游ゴシック" w:eastAsia="游ゴシック" w:hAnsi="游ゴシック"/>
+                <w:sz w:val="20"/>
+              </w:rPr>
               <w:t>_BILLING_STATUS</w:t>
             </w:r>
             <w:r>
@@ -563,125 +894,7 @@
                 <w:rFonts w:ascii="游ゴシック" w:eastAsia="游ゴシック" w:hAnsi="游ゴシック" w:hint="eastAsia"/>
                 <w:sz w:val="20"/>
               </w:rPr>
-              <w:t>」テーブル</w:t>
-            </w:r>
-            <w:r>
-              <w:rPr>
-                <w:rFonts w:ascii="游ゴシック" w:eastAsia="游ゴシック" w:hAnsi="游ゴシック" w:hint="eastAsia"/>
-                <w:sz w:val="20"/>
-              </w:rPr>
-              <w:t>にレコードがない状態、</w:t>
-            </w:r>
-          </w:p>
-          <w:p>
-            <w:pPr>
-              <w:snapToGrid w:val="0"/>
-              <w:rPr>
-                <w:rFonts w:ascii="游ゴシック" w:eastAsia="游ゴシック" w:hAnsi="游ゴシック"/>
-                <w:sz w:val="20"/>
-              </w:rPr>
-            </w:pPr>
-            <w:r>
-              <w:rPr>
-                <w:rFonts w:ascii="游ゴシック" w:eastAsia="游ゴシック" w:hAnsi="游ゴシック" w:hint="eastAsia"/>
-                <w:sz w:val="20"/>
-              </w:rPr>
-              <w:t>かつ「T</w:t>
-            </w:r>
-            <w:r>
-              <w:rPr>
-                <w:rFonts w:ascii="游ゴシック" w:eastAsia="游ゴシック" w:hAnsi="游ゴシック"/>
-                <w:sz w:val="20"/>
-              </w:rPr>
-              <w:t>_MEMBER</w:t>
-            </w:r>
-            <w:r>
-              <w:rPr>
-                <w:rFonts w:ascii="游ゴシック" w:eastAsia="游ゴシック" w:hAnsi="游ゴシック" w:hint="eastAsia"/>
-                <w:sz w:val="20"/>
-              </w:rPr>
-              <w:t>」テーブルと「T</w:t>
-            </w:r>
-            <w:r>
-              <w:rPr>
-                <w:rFonts w:ascii="游ゴシック" w:eastAsia="游ゴシック" w:hAnsi="游ゴシック"/>
-                <w:sz w:val="20"/>
-              </w:rPr>
-              <w:t>_CHARGE</w:t>
-            </w:r>
-            <w:r>
-              <w:rPr>
-                <w:rFonts w:ascii="游ゴシック" w:eastAsia="游ゴシック" w:hAnsi="游ゴシック" w:hint="eastAsia"/>
-                <w:sz w:val="20"/>
-              </w:rPr>
-              <w:t>」テーブルにレコードが入ってる状態で</w:t>
-            </w:r>
-          </w:p>
-          <w:p>
-            <w:pPr>
-              <w:snapToGrid w:val="0"/>
-              <w:rPr>
-                <w:rFonts w:ascii="游ゴシック" w:eastAsia="游ゴシック" w:hAnsi="游ゴシック"/>
-                <w:sz w:val="20"/>
-              </w:rPr>
-            </w:pPr>
-            <w:r>
-              <w:rPr>
-                <w:rFonts w:ascii="游ゴシック" w:eastAsia="游ゴシック" w:hAnsi="游ゴシック" w:hint="eastAsia"/>
-                <w:sz w:val="20"/>
-              </w:rPr>
-              <w:t>引数</w:t>
-            </w:r>
-            <w:r>
-              <w:rPr>
-                <w:rFonts w:ascii="游ゴシック" w:eastAsia="游ゴシック" w:hAnsi="游ゴシック"/>
-                <w:sz w:val="20"/>
-              </w:rPr>
-              <w:t>”202509”</w:t>
-            </w:r>
-            <w:r>
-              <w:rPr>
-                <w:rFonts w:ascii="游ゴシック" w:eastAsia="游ゴシック" w:hAnsi="游ゴシック" w:hint="eastAsia"/>
-                <w:sz w:val="20"/>
-              </w:rPr>
-              <w:t>でバッチ機能を実行すると</w:t>
-            </w:r>
-          </w:p>
-          <w:p>
-            <w:pPr>
-              <w:snapToGrid w:val="0"/>
-              <w:rPr>
-                <w:rFonts w:ascii="游ゴシック" w:eastAsia="游ゴシック" w:hAnsi="游ゴシック" w:hint="eastAsia"/>
-                <w:sz w:val="20"/>
-              </w:rPr>
-            </w:pPr>
-            <w:r>
-              <w:rPr>
-                <w:rFonts w:ascii="游ゴシック" w:eastAsia="游ゴシック" w:hAnsi="游ゴシック" w:hint="eastAsia"/>
-                <w:sz w:val="20"/>
-              </w:rPr>
-              <w:t>「T</w:t>
-            </w:r>
-            <w:r>
-              <w:rPr>
-                <w:rFonts w:ascii="游ゴシック" w:eastAsia="游ゴシック" w:hAnsi="游ゴシック"/>
-                <w:sz w:val="20"/>
-              </w:rPr>
-              <w:t>_BILLING_STATUS</w:t>
-            </w:r>
-            <w:r>
-              <w:rPr>
-                <w:rFonts w:ascii="游ゴシック" w:eastAsia="游ゴシック" w:hAnsi="游ゴシック" w:hint="eastAsia"/>
-                <w:sz w:val="20"/>
-              </w:rPr>
-              <w:t>」テーブル</w:t>
-            </w:r>
-            <w:r>
-              <w:rPr>
-                <w:rFonts w:ascii="游ゴシック" w:eastAsia="游ゴシック" w:hAnsi="游ゴシック" w:hint="eastAsia"/>
-                <w:sz w:val="20"/>
-              </w:rPr>
-              <w:t>にレコードが追加される</w:t>
+              <w:t>」テーブルにレコードが追加される</w:t>
             </w:r>
           </w:p>
         </w:tc>
@@ -726,7 +939,7 @@
             <w:pPr>
               <w:snapToGrid w:val="0"/>
               <w:rPr>
-                <w:rFonts w:ascii="游ゴシック" w:eastAsia="游ゴシック" w:hAnsi="游ゴシック" w:hint="eastAsia"/>
+                <w:rFonts w:ascii="游ゴシック" w:eastAsia="游ゴシック" w:hAnsi="游ゴシック"/>
                 <w:sz w:val="20"/>
               </w:rPr>
             </w:pPr>
@@ -770,7 +983,7 @@
             <w:pPr>
               <w:snapToGrid w:val="0"/>
               <w:rPr>
-                <w:rFonts w:ascii="游ゴシック" w:eastAsia="游ゴシック" w:hAnsi="游ゴシック" w:hint="eastAsia"/>
+                <w:rFonts w:ascii="游ゴシック" w:eastAsia="游ゴシック" w:hAnsi="游ゴシック"/>
                 <w:sz w:val="20"/>
               </w:rPr>
             </w:pPr>
@@ -794,6 +1007,31 @@
                 <w:rFonts w:ascii="游ゴシック" w:eastAsia="游ゴシック" w:hAnsi="游ゴシック" w:hint="eastAsia"/>
                 <w:sz w:val="20"/>
               </w:rPr>
+              <w:t>項目1のステップ1、ス</w:t>
+            </w:r>
+            <w:bookmarkStart w:id="0" w:name="_GoBack"/>
+            <w:bookmarkEnd w:id="0"/>
+            <w:r>
+              <w:rPr>
+                <w:rFonts w:ascii="游ゴシック" w:eastAsia="游ゴシック" w:hAnsi="游ゴシック" w:hint="eastAsia"/>
+                <w:sz w:val="20"/>
+              </w:rPr>
+              <w:t>テップ２を実行後</w:t>
+            </w:r>
+          </w:p>
+          <w:p>
+            <w:pPr>
+              <w:snapToGrid w:val="0"/>
+              <w:rPr>
+                <w:rFonts w:ascii="游ゴシック" w:eastAsia="游ゴシック" w:hAnsi="游ゴシック"/>
+                <w:sz w:val="20"/>
+              </w:rPr>
+            </w:pPr>
+            <w:r>
+              <w:rPr>
+                <w:rFonts w:ascii="游ゴシック" w:eastAsia="游ゴシック" w:hAnsi="游ゴシック" w:hint="eastAsia"/>
+                <w:sz w:val="20"/>
+              </w:rPr>
               <w:t>「T</w:t>
             </w:r>
             <w:r>
@@ -808,14 +1046,15 @@
                 <w:rFonts w:ascii="游ゴシック" w:eastAsia="游ゴシック" w:hAnsi="游ゴシック" w:hint="eastAsia"/>
                 <w:sz w:val="20"/>
               </w:rPr>
-              <w:t>」テーブルに</w:t>
-            </w:r>
-            <w:r>
-              <w:rPr>
-                <w:rFonts w:ascii="游ゴシック" w:eastAsia="游ゴシック" w:hAnsi="游ゴシック" w:hint="eastAsia"/>
-                <w:sz w:val="20"/>
-              </w:rPr>
-              <w:t>レコードが追加される</w:t>
+              <w:t>」テーブルにレコードが追</w:t>
+            </w:r>
+            <w:r>
+              <w:rPr>
+                <w:rFonts w:ascii="游ゴシック" w:eastAsia="游ゴシック" w:hAnsi="游ゴシック" w:hint="eastAsia"/>
+                <w:sz w:val="20"/>
+              </w:rPr>
+              <w:lastRenderedPageBreak/>
+              <w:t>加される</w:t>
             </w:r>
           </w:p>
         </w:tc>
@@ -904,7 +1143,7 @@
             <w:pPr>
               <w:snapToGrid w:val="0"/>
               <w:rPr>
-                <w:rFonts w:ascii="游ゴシック" w:eastAsia="游ゴシック" w:hAnsi="游ゴシック" w:hint="eastAsia"/>
+                <w:rFonts w:ascii="游ゴシック" w:eastAsia="游ゴシック" w:hAnsi="游ゴシック"/>
                 <w:sz w:val="20"/>
               </w:rPr>
             </w:pPr>
@@ -928,6 +1167,13 @@
                 <w:rFonts w:ascii="游ゴシック" w:eastAsia="游ゴシック" w:hAnsi="游ゴシック" w:hint="eastAsia"/>
                 <w:sz w:val="20"/>
               </w:rPr>
+              <w:t>項目1のステップ1、ステップ２を実行後</w:t>
+            </w:r>
+            <w:r>
+              <w:rPr>
+                <w:rFonts w:ascii="游ゴシック" w:eastAsia="游ゴシック" w:hAnsi="游ゴシック" w:hint="eastAsia"/>
+                <w:sz w:val="20"/>
+              </w:rPr>
               <w:t>「T</w:t>
             </w:r>
             <w:r>
@@ -943,6 +1189,216 @@
                 <w:sz w:val="20"/>
               </w:rPr>
               <w:t>」テーブルにレコードが追加される</w:t>
+            </w:r>
+          </w:p>
+        </w:tc>
+        <w:tc>
+          <w:tcPr>
+            <w:tcW w:w="2491" w:type="dxa"/>
+            <w:vAlign w:val="center"/>
+          </w:tcPr>
+          <w:p>
+            <w:pPr>
+              <w:snapToGrid w:val="0"/>
+              <w:jc w:val="center"/>
+              <w:rPr>
+                <w:rFonts w:ascii="游ゴシック" w:eastAsia="游ゴシック" w:hAnsi="游ゴシック"/>
+                <w:sz w:val="20"/>
+              </w:rPr>
+            </w:pPr>
+          </w:p>
+        </w:tc>
+        <w:tc>
+          <w:tcPr>
+            <w:tcW w:w="934" w:type="dxa"/>
+            <w:vAlign w:val="center"/>
+          </w:tcPr>
+          <w:p>
+            <w:pPr>
+              <w:snapToGrid w:val="0"/>
+              <w:jc w:val="center"/>
+              <w:rPr>
+                <w:rFonts w:ascii="游ゴシック" w:eastAsia="游ゴシック" w:hAnsi="游ゴシック"/>
+                <w:sz w:val="20"/>
+              </w:rPr>
+            </w:pPr>
+          </w:p>
+        </w:tc>
+        <w:tc>
+          <w:tcPr>
+            <w:tcW w:w="1999" w:type="dxa"/>
+            <w:vAlign w:val="center"/>
+          </w:tcPr>
+          <w:p>
+            <w:pPr>
+              <w:snapToGrid w:val="0"/>
+              <w:rPr>
+                <w:rFonts w:ascii="游ゴシック" w:eastAsia="游ゴシック" w:hAnsi="游ゴシック"/>
+                <w:sz w:val="20"/>
+              </w:rPr>
+            </w:pPr>
+          </w:p>
+        </w:tc>
+      </w:tr>
+      <w:tr>
+        <w:trPr>
+          <w:trHeight w:val="567"/>
+        </w:trPr>
+        <w:tc>
+          <w:tcPr>
+            <w:tcW w:w="959" w:type="dxa"/>
+            <w:vAlign w:val="center"/>
+          </w:tcPr>
+          <w:p>
+            <w:pPr>
+              <w:snapToGrid w:val="0"/>
+              <w:jc w:val="center"/>
+              <w:rPr>
+                <w:rFonts w:ascii="游ゴシック" w:eastAsia="游ゴシック" w:hAnsi="游ゴシック"/>
+                <w:sz w:val="20"/>
+              </w:rPr>
+            </w:pPr>
+            <w:r>
+              <w:rPr>
+                <w:rFonts w:ascii="游ゴシック" w:eastAsia="游ゴシック" w:hAnsi="游ゴシック"/>
+                <w:sz w:val="20"/>
+              </w:rPr>
+              <w:t>4</w:t>
+            </w:r>
+          </w:p>
+        </w:tc>
+        <w:tc>
+          <w:tcPr>
+            <w:tcW w:w="4981" w:type="dxa"/>
+            <w:vAlign w:val="center"/>
+          </w:tcPr>
+          <w:p>
+            <w:pPr>
+              <w:snapToGrid w:val="0"/>
+              <w:rPr>
+                <w:rFonts w:ascii="游ゴシック" w:eastAsia="游ゴシック" w:hAnsi="游ゴシック" w:hint="eastAsia"/>
+                <w:sz w:val="20"/>
+              </w:rPr>
+            </w:pPr>
+            <w:r>
+              <w:rPr>
+                <w:rFonts w:ascii="游ゴシック" w:eastAsia="游ゴシック" w:hAnsi="游ゴシック" w:hint="eastAsia"/>
+                <w:sz w:val="20"/>
+              </w:rPr>
+              <w:t>「T_</w:t>
+            </w:r>
+            <w:r>
+              <w:rPr>
+                <w:rFonts w:ascii="游ゴシック" w:eastAsia="游ゴシック" w:hAnsi="游ゴシック"/>
+                <w:sz w:val="20"/>
+              </w:rPr>
+              <w:t>MEMBER</w:t>
+            </w:r>
+            <w:r>
+              <w:rPr>
+                <w:rFonts w:ascii="游ゴシック" w:eastAsia="游ゴシック" w:hAnsi="游ゴシック" w:hint="eastAsia"/>
+                <w:sz w:val="20"/>
+              </w:rPr>
+              <w:t>」テーブル、「T</w:t>
+            </w:r>
+            <w:r>
+              <w:rPr>
+                <w:rFonts w:ascii="游ゴシック" w:eastAsia="游ゴシック" w:hAnsi="游ゴシック"/>
+                <w:sz w:val="20"/>
+              </w:rPr>
+              <w:t>_CHARGE</w:t>
+            </w:r>
+            <w:r>
+              <w:rPr>
+                <w:rFonts w:ascii="游ゴシック" w:eastAsia="游ゴシック" w:hAnsi="游ゴシック" w:hint="eastAsia"/>
+                <w:sz w:val="20"/>
+              </w:rPr>
+              <w:t>」テーブルにレコードがない状態でバッチ機能を実行すると</w:t>
+            </w:r>
+          </w:p>
+        </w:tc>
+        <w:tc>
+          <w:tcPr>
+            <w:tcW w:w="4538" w:type="dxa"/>
+            <w:vAlign w:val="center"/>
+          </w:tcPr>
+          <w:p>
+            <w:pPr>
+              <w:snapToGrid w:val="0"/>
+              <w:rPr>
+                <w:rFonts w:ascii="游ゴシック" w:eastAsia="游ゴシック" w:hAnsi="游ゴシック"/>
+                <w:sz w:val="20"/>
+              </w:rPr>
+            </w:pPr>
+            <w:r>
+              <w:rPr>
+                <w:rFonts w:ascii="游ゴシック" w:eastAsia="游ゴシック" w:hAnsi="游ゴシック" w:hint="eastAsia"/>
+                <w:sz w:val="20"/>
+              </w:rPr>
+              <w:t>「T_</w:t>
+            </w:r>
+            <w:r>
+              <w:rPr>
+                <w:rFonts w:ascii="游ゴシック" w:eastAsia="游ゴシック" w:hAnsi="游ゴシック"/>
+                <w:sz w:val="20"/>
+              </w:rPr>
+              <w:t>MEMBER</w:t>
+            </w:r>
+            <w:r>
+              <w:rPr>
+                <w:rFonts w:ascii="游ゴシック" w:eastAsia="游ゴシック" w:hAnsi="游ゴシック" w:hint="eastAsia"/>
+                <w:sz w:val="20"/>
+              </w:rPr>
+              <w:t>」テーブル</w:t>
+            </w:r>
+            <w:r>
+              <w:rPr>
+                <w:rFonts w:ascii="游ゴシック" w:eastAsia="游ゴシック" w:hAnsi="游ゴシック" w:hint="eastAsia"/>
+                <w:sz w:val="20"/>
+              </w:rPr>
+              <w:t>と</w:t>
+            </w:r>
+            <w:r>
+              <w:rPr>
+                <w:rFonts w:ascii="游ゴシック" w:eastAsia="游ゴシック" w:hAnsi="游ゴシック" w:hint="eastAsia"/>
+                <w:sz w:val="20"/>
+              </w:rPr>
+              <w:t>「T</w:t>
+            </w:r>
+            <w:r>
+              <w:rPr>
+                <w:rFonts w:ascii="游ゴシック" w:eastAsia="游ゴシック" w:hAnsi="游ゴシック"/>
+                <w:sz w:val="20"/>
+              </w:rPr>
+              <w:t>_CHARGE</w:t>
+            </w:r>
+            <w:r>
+              <w:rPr>
+                <w:rFonts w:ascii="游ゴシック" w:eastAsia="游ゴシック" w:hAnsi="游ゴシック" w:hint="eastAsia"/>
+                <w:sz w:val="20"/>
+              </w:rPr>
+              <w:t>」テーブル</w:t>
+            </w:r>
+            <w:r>
+              <w:rPr>
+                <w:rFonts w:ascii="游ゴシック" w:eastAsia="游ゴシック" w:hAnsi="游ゴシック" w:hint="eastAsia"/>
+                <w:sz w:val="20"/>
+              </w:rPr>
+              <w:t>にレコードが存在しない状態でバッチ機能を実行すると、「T</w:t>
+            </w:r>
+            <w:r>
+              <w:rPr>
+                <w:rFonts w:ascii="游ゴシック" w:eastAsia="游ゴシック" w:hAnsi="游ゴシック"/>
+                <w:sz w:val="20"/>
+              </w:rPr>
+              <w:t>_BILLING_STATUS</w:t>
+            </w:r>
+            <w:r>
+              <w:rPr>
+                <w:rFonts w:ascii="游ゴシック" w:eastAsia="游ゴシック" w:hAnsi="游ゴシック" w:hint="eastAsia"/>
+                <w:sz w:val="20"/>
+              </w:rPr>
+              <w:t>」テーブルだけにレコードが追加される</w:t>
             </w:r>
           </w:p>
         </w:tc>
@@ -1002,12 +1458,10 @@
         <w:spacing w:line="20" w:lineRule="atLeast"/>
         <w:jc w:val="left"/>
       </w:pPr>
-      <w:bookmarkStart w:id="0" w:name="_GoBack"/>
-      <w:bookmarkEnd w:id="0"/>
     </w:p>
     <w:sectPr>
-      <w:headerReference w:type="default" r:id="rId11"/>
-      <w:footerReference w:type="even" r:id="rId12"/>
+      <w:headerReference w:type="default" r:id="rId12"/>
+      <w:footerReference w:type="even" r:id="rId13"/>
       <w:type w:val="continuous"/>
       <w:pgSz w:w="16838" w:h="11906" w:orient="landscape" w:code="9"/>
       <w:pgMar w:top="1134" w:right="567" w:bottom="397" w:left="567" w:header="510" w:footer="397" w:gutter="794"/>
@@ -1225,7 +1679,7 @@
           <w:pPr>
             <w:ind w:leftChars="42" w:left="88"/>
             <w:rPr>
-              <w:rFonts w:ascii="游ゴシック" w:eastAsia="游ゴシック" w:hAnsi="游ゴシック" w:cs="Arial Unicode MS" w:hint="eastAsia"/>
+              <w:rFonts w:ascii="游ゴシック" w:eastAsia="游ゴシック" w:hAnsi="游ゴシック" w:cs="Arial Unicode MS"/>
               <w:sz w:val="20"/>
             </w:rPr>
           </w:pPr>
@@ -2919,7 +3373,7 @@
 </file>
 
 <file path=customXml/itemProps4.xml><?xml version="1.0" encoding="utf-8"?>
-<ds:datastoreItem xmlns:ds="http://schemas.openxmlformats.org/officeDocument/2006/customXml" ds:itemID="{5A4D2E55-19A7-423C-B886-3487BD99B760}">
+<ds:datastoreItem xmlns:ds="http://schemas.openxmlformats.org/officeDocument/2006/customXml" ds:itemID="{74B59048-BC84-4C23-B1EC-9576FAE5811E}">
   <ds:schemaRefs>
     <ds:schemaRef ds:uri="http://schemas.openxmlformats.org/officeDocument/2006/bibliography"/>
   </ds:schemaRefs>

--- a/extra/report/No.結合テスト_テストケース.docx
+++ b/extra/report/No.結合テスト_テストケース.docx
@@ -540,7 +540,7 @@
             <w:pPr>
               <w:snapToGrid w:val="0"/>
               <w:rPr>
-                <w:rFonts w:ascii="游ゴシック" w:eastAsia="游ゴシック" w:hAnsi="游ゴシック"/>
+                <w:rFonts w:ascii="游ゴシック" w:eastAsia="游ゴシック" w:hAnsi="游ゴシック" w:hint="eastAsia"/>
                 <w:sz w:val="20"/>
               </w:rPr>
             </w:pPr>
@@ -563,28 +563,21 @@
                 <w:rFonts w:ascii="游ゴシック" w:eastAsia="游ゴシック" w:hAnsi="游ゴシック" w:hint="eastAsia"/>
                 <w:sz w:val="20"/>
               </w:rPr>
-              <w:t>「T</w:t>
-            </w:r>
-            <w:r>
-              <w:rPr>
-                <w:rFonts w:ascii="游ゴシック" w:eastAsia="游ゴシック" w:hAnsi="游ゴシック"/>
-                <w:sz w:val="20"/>
-              </w:rPr>
-              <w:t>_MEMBER</w:t>
-            </w:r>
-            <w:r>
-              <w:rPr>
-                <w:rFonts w:ascii="游ゴシック" w:eastAsia="游ゴシック" w:hAnsi="游ゴシック" w:hint="eastAsia"/>
-                <w:sz w:val="20"/>
-              </w:rPr>
-              <w:t>」</w:t>
-            </w:r>
-            <w:r>
-              <w:rPr>
-                <w:rFonts w:ascii="游ゴシック" w:eastAsia="游ゴシック" w:hAnsi="游ゴシック" w:hint="eastAsia"/>
-                <w:sz w:val="20"/>
-              </w:rPr>
-              <w:t>テーブルに</w:t>
+              <w:t>W</w:t>
+            </w:r>
+            <w:r>
+              <w:rPr>
+                <w:rFonts w:ascii="游ゴシック" w:eastAsia="游ゴシック" w:hAnsi="游ゴシック"/>
+                <w:sz w:val="20"/>
+              </w:rPr>
+              <w:t>eb</w:t>
+            </w:r>
+            <w:r>
+              <w:rPr>
+                <w:rFonts w:ascii="游ゴシック" w:eastAsia="游ゴシック" w:hAnsi="游ゴシック" w:hint="eastAsia"/>
+                <w:sz w:val="20"/>
+              </w:rPr>
+              <w:t>アプリで加入者情報に</w:t>
             </w:r>
           </w:p>
           <w:p>
@@ -657,7 +650,7 @@
             <w:pPr>
               <w:snapToGrid w:val="0"/>
               <w:rPr>
-                <w:rFonts w:ascii="游ゴシック" w:eastAsia="游ゴシック" w:hAnsi="游ゴシック" w:hint="eastAsia"/>
+                <w:rFonts w:ascii="游ゴシック" w:eastAsia="游ゴシック" w:hAnsi="游ゴシック"/>
                 <w:sz w:val="20"/>
               </w:rPr>
             </w:pPr>
@@ -804,7 +797,7 @@
             <w:pPr>
               <w:snapToGrid w:val="0"/>
               <w:rPr>
-                <w:rFonts w:ascii="游ゴシック" w:eastAsia="游ゴシック" w:hAnsi="游ゴシック"/>
+                <w:rFonts w:ascii="游ゴシック" w:eastAsia="游ゴシック" w:hAnsi="游ゴシック" w:hint="eastAsia"/>
                 <w:sz w:val="20"/>
               </w:rPr>
             </w:pPr>
@@ -814,87 +807,6 @@
                 <w:sz w:val="20"/>
               </w:rPr>
               <w:t>と登録する</w:t>
-            </w:r>
-          </w:p>
-          <w:p>
-            <w:pPr>
-              <w:snapToGrid w:val="0"/>
-              <w:rPr>
-                <w:rFonts w:ascii="游ゴシック" w:eastAsia="游ゴシック" w:hAnsi="游ゴシック" w:hint="eastAsia"/>
-                <w:sz w:val="20"/>
-              </w:rPr>
-            </w:pPr>
-            <w:r>
-              <w:rPr>
-                <w:rFonts w:ascii="游ゴシック" w:eastAsia="游ゴシック" w:hAnsi="游ゴシック" w:hint="eastAsia"/>
-                <w:sz w:val="20"/>
-              </w:rPr>
-              <w:t>ステップ2</w:t>
-            </w:r>
-            <w:r>
-              <w:rPr>
-                <w:rFonts w:ascii="游ゴシック" w:eastAsia="游ゴシック" w:hAnsi="游ゴシック"/>
-                <w:sz w:val="20"/>
-              </w:rPr>
-              <w:t>.</w:t>
-            </w:r>
-            <w:r>
-              <w:rPr>
-                <w:rFonts w:ascii="游ゴシック" w:eastAsia="游ゴシック" w:hAnsi="游ゴシック" w:hint="eastAsia"/>
-                <w:sz w:val="20"/>
-              </w:rPr>
-              <w:t>バッチプログラムを引数</w:t>
-            </w:r>
-            <w:r>
-              <w:rPr>
-                <w:rFonts w:ascii="游ゴシック" w:eastAsia="游ゴシック" w:hAnsi="游ゴシック"/>
-                <w:sz w:val="20"/>
-              </w:rPr>
-              <w:t>”2025/09/01”</w:t>
-            </w:r>
-            <w:r>
-              <w:rPr>
-                <w:rFonts w:ascii="游ゴシック" w:eastAsia="游ゴシック" w:hAnsi="游ゴシック" w:hint="eastAsia"/>
-                <w:sz w:val="20"/>
-              </w:rPr>
-              <w:t>で実行</w:t>
-            </w:r>
-            <w:r>
-              <w:rPr>
-                <w:rFonts w:ascii="游ゴシック" w:eastAsia="游ゴシック" w:hAnsi="游ゴシック" w:hint="eastAsia"/>
-                <w:sz w:val="20"/>
-              </w:rPr>
-              <w:t>すると</w:t>
-            </w:r>
-          </w:p>
-          <w:p>
-            <w:pPr>
-              <w:snapToGrid w:val="0"/>
-              <w:rPr>
-                <w:rFonts w:ascii="游ゴシック" w:eastAsia="游ゴシック" w:hAnsi="游ゴシック" w:hint="eastAsia"/>
-                <w:sz w:val="20"/>
-              </w:rPr>
-            </w:pPr>
-            <w:r>
-              <w:rPr>
-                <w:rFonts w:ascii="游ゴシック" w:eastAsia="游ゴシック" w:hAnsi="游ゴシック" w:hint="eastAsia"/>
-                <w:sz w:val="20"/>
-              </w:rPr>
-              <w:t>「T</w:t>
-            </w:r>
-            <w:r>
-              <w:rPr>
-                <w:rFonts w:ascii="游ゴシック" w:eastAsia="游ゴシック" w:hAnsi="游ゴシック"/>
-                <w:sz w:val="20"/>
-              </w:rPr>
-              <w:t>_BILLING_STATUS</w:t>
-            </w:r>
-            <w:r>
-              <w:rPr>
-                <w:rFonts w:ascii="游ゴシック" w:eastAsia="游ゴシック" w:hAnsi="游ゴシック" w:hint="eastAsia"/>
-                <w:sz w:val="20"/>
-              </w:rPr>
-              <w:t>」テーブルにレコードが追加される</w:t>
             </w:r>
           </w:p>
         </w:tc>
@@ -1007,8 +919,172 @@
                 <w:rFonts w:ascii="游ゴシック" w:eastAsia="游ゴシック" w:hAnsi="游ゴシック" w:hint="eastAsia"/>
                 <w:sz w:val="20"/>
               </w:rPr>
-              <w:t>項目1のステップ1、ス</w:t>
-            </w:r>
+              <w:t>ステップ2</w:t>
+            </w:r>
+            <w:r>
+              <w:rPr>
+                <w:rFonts w:ascii="游ゴシック" w:eastAsia="游ゴシック" w:hAnsi="游ゴシック"/>
+                <w:sz w:val="20"/>
+              </w:rPr>
+              <w:t>.</w:t>
+            </w:r>
+          </w:p>
+          <w:p>
+            <w:pPr>
+              <w:snapToGrid w:val="0"/>
+              <w:rPr>
+                <w:rFonts w:ascii="游ゴシック" w:eastAsia="游ゴシック" w:hAnsi="游ゴシック"/>
+                <w:sz w:val="20"/>
+              </w:rPr>
+            </w:pPr>
+            <w:r>
+              <w:rPr>
+                <w:rFonts w:ascii="游ゴシック" w:eastAsia="游ゴシック" w:hAnsi="游ゴシック" w:hint="eastAsia"/>
+                <w:sz w:val="20"/>
+              </w:rPr>
+              <w:t>ステップ1</w:t>
+            </w:r>
+            <w:r>
+              <w:rPr>
+                <w:rFonts w:ascii="游ゴシック" w:eastAsia="游ゴシック" w:hAnsi="游ゴシック" w:hint="eastAsia"/>
+                <w:sz w:val="20"/>
+              </w:rPr>
+              <w:t>実行後</w:t>
+            </w:r>
+            <w:r>
+              <w:rPr>
+                <w:rFonts w:ascii="游ゴシック" w:eastAsia="游ゴシック" w:hAnsi="游ゴシック" w:hint="eastAsia"/>
+                <w:sz w:val="20"/>
+              </w:rPr>
+              <w:t>、</w:t>
+            </w:r>
+            <w:r>
+              <w:rPr>
+                <w:rFonts w:ascii="游ゴシック" w:eastAsia="游ゴシック" w:hAnsi="游ゴシック" w:hint="eastAsia"/>
+                <w:sz w:val="20"/>
+              </w:rPr>
+              <w:t>バッチプログラムを引数</w:t>
+            </w:r>
+            <w:r>
+              <w:rPr>
+                <w:rFonts w:ascii="游ゴシック" w:eastAsia="游ゴシック" w:hAnsi="游ゴシック"/>
+                <w:sz w:val="20"/>
+              </w:rPr>
+              <w:t>”2025/09/01”</w:t>
+            </w:r>
+            <w:r>
+              <w:rPr>
+                <w:rFonts w:ascii="游ゴシック" w:eastAsia="游ゴシック" w:hAnsi="游ゴシック" w:hint="eastAsia"/>
+                <w:sz w:val="20"/>
+              </w:rPr>
+              <w:t>で実行すると</w:t>
+            </w:r>
+          </w:p>
+          <w:p>
+            <w:pPr>
+              <w:snapToGrid w:val="0"/>
+              <w:rPr>
+                <w:rFonts w:ascii="游ゴシック" w:eastAsia="游ゴシック" w:hAnsi="游ゴシック" w:hint="eastAsia"/>
+                <w:sz w:val="20"/>
+              </w:rPr>
+            </w:pPr>
+            <w:r>
+              <w:rPr>
+                <w:rFonts w:ascii="游ゴシック" w:eastAsia="游ゴシック" w:hAnsi="游ゴシック" w:hint="eastAsia"/>
+                <w:sz w:val="20"/>
+              </w:rPr>
+              <w:t>「T</w:t>
+            </w:r>
+            <w:r>
+              <w:rPr>
+                <w:rFonts w:ascii="游ゴシック" w:eastAsia="游ゴシック" w:hAnsi="游ゴシック"/>
+                <w:sz w:val="20"/>
+              </w:rPr>
+              <w:t>_BILLING_STATUS</w:t>
+            </w:r>
+            <w:r>
+              <w:rPr>
+                <w:rFonts w:ascii="游ゴシック" w:eastAsia="游ゴシック" w:hAnsi="游ゴシック" w:hint="eastAsia"/>
+                <w:sz w:val="20"/>
+              </w:rPr>
+              <w:t>」テーブル</w:t>
+            </w:r>
+          </w:p>
+          <w:p>
+            <w:pPr>
+              <w:snapToGrid w:val="0"/>
+              <w:rPr>
+                <w:rFonts w:ascii="游ゴシック" w:eastAsia="游ゴシック" w:hAnsi="游ゴシック" w:hint="eastAsia"/>
+                <w:sz w:val="20"/>
+              </w:rPr>
+            </w:pPr>
+            <w:r>
+              <w:rPr>
+                <w:rFonts w:ascii="游ゴシック" w:eastAsia="游ゴシック" w:hAnsi="游ゴシック" w:hint="eastAsia"/>
+                <w:sz w:val="20"/>
+              </w:rPr>
+              <w:t>「T</w:t>
+            </w:r>
+            <w:r>
+              <w:rPr>
+                <w:rFonts w:ascii="游ゴシック" w:eastAsia="游ゴシック" w:hAnsi="游ゴシック"/>
+                <w:sz w:val="20"/>
+              </w:rPr>
+              <w:t>_BILLING_DA</w:t>
+            </w:r>
+            <w:r>
+              <w:rPr>
+                <w:rFonts w:ascii="游ゴシック" w:eastAsia="游ゴシック" w:hAnsi="游ゴシック"/>
+                <w:sz w:val="20"/>
+              </w:rPr>
+              <w:t>TA</w:t>
+            </w:r>
+            <w:r>
+              <w:rPr>
+                <w:rFonts w:ascii="游ゴシック" w:eastAsia="游ゴシック" w:hAnsi="游ゴシック" w:hint="eastAsia"/>
+                <w:sz w:val="20"/>
+              </w:rPr>
+              <w:t>」テーブル</w:t>
+            </w:r>
+          </w:p>
+          <w:p>
+            <w:pPr>
+              <w:snapToGrid w:val="0"/>
+              <w:rPr>
+                <w:rFonts w:ascii="游ゴシック" w:eastAsia="游ゴシック" w:hAnsi="游ゴシック"/>
+                <w:sz w:val="20"/>
+              </w:rPr>
+            </w:pPr>
+            <w:r>
+              <w:rPr>
+                <w:rFonts w:ascii="游ゴシック" w:eastAsia="游ゴシック" w:hAnsi="游ゴシック" w:hint="eastAsia"/>
+                <w:sz w:val="20"/>
+              </w:rPr>
+              <w:t>「T</w:t>
+            </w:r>
+            <w:r>
+              <w:rPr>
+                <w:rFonts w:ascii="游ゴシック" w:eastAsia="游ゴシック" w:hAnsi="游ゴシック"/>
+                <w:sz w:val="20"/>
+              </w:rPr>
+              <w:t>_BILLING_DETAIL_DATA</w:t>
+            </w:r>
+            <w:r>
+              <w:rPr>
+                <w:rFonts w:ascii="游ゴシック" w:eastAsia="游ゴシック" w:hAnsi="游ゴシック" w:hint="eastAsia"/>
+                <w:sz w:val="20"/>
+              </w:rPr>
+              <w:t>」テーブル</w:t>
+            </w:r>
+          </w:p>
+          <w:p>
+            <w:pPr>
+              <w:snapToGrid w:val="0"/>
+              <w:rPr>
+                <w:rFonts w:ascii="游ゴシック" w:eastAsia="游ゴシック" w:hAnsi="游ゴシック" w:hint="eastAsia"/>
+                <w:sz w:val="20"/>
+              </w:rPr>
+            </w:pPr>
             <w:bookmarkStart w:id="0" w:name="_GoBack"/>
             <w:bookmarkEnd w:id="0"/>
             <w:r>
@@ -1016,389 +1092,8 @@
                 <w:rFonts w:ascii="游ゴシック" w:eastAsia="游ゴシック" w:hAnsi="游ゴシック" w:hint="eastAsia"/>
                 <w:sz w:val="20"/>
               </w:rPr>
-              <w:t>テップ２を実行後</w:t>
-            </w:r>
-          </w:p>
-          <w:p>
-            <w:pPr>
-              <w:snapToGrid w:val="0"/>
-              <w:rPr>
-                <w:rFonts w:ascii="游ゴシック" w:eastAsia="游ゴシック" w:hAnsi="游ゴシック"/>
-                <w:sz w:val="20"/>
-              </w:rPr>
-            </w:pPr>
-            <w:r>
-              <w:rPr>
-                <w:rFonts w:ascii="游ゴシック" w:eastAsia="游ゴシック" w:hAnsi="游ゴシック" w:hint="eastAsia"/>
-                <w:sz w:val="20"/>
-              </w:rPr>
-              <w:t>「T</w:t>
-            </w:r>
-            <w:r>
-              <w:rPr>
-                <w:rFonts w:ascii="游ゴシック" w:eastAsia="游ゴシック" w:hAnsi="游ゴシック"/>
-                <w:sz w:val="20"/>
-              </w:rPr>
-              <w:t>_BILLING_DATA</w:t>
-            </w:r>
-            <w:r>
-              <w:rPr>
-                <w:rFonts w:ascii="游ゴシック" w:eastAsia="游ゴシック" w:hAnsi="游ゴシック" w:hint="eastAsia"/>
-                <w:sz w:val="20"/>
-              </w:rPr>
-              <w:t>」テーブルにレコードが追</w:t>
-            </w:r>
-            <w:r>
-              <w:rPr>
-                <w:rFonts w:ascii="游ゴシック" w:eastAsia="游ゴシック" w:hAnsi="游ゴシック" w:hint="eastAsia"/>
-                <w:sz w:val="20"/>
-              </w:rPr>
               <w:lastRenderedPageBreak/>
-              <w:t>加される</w:t>
-            </w:r>
-          </w:p>
-        </w:tc>
-        <w:tc>
-          <w:tcPr>
-            <w:tcW w:w="2491" w:type="dxa"/>
-            <w:vAlign w:val="center"/>
-          </w:tcPr>
-          <w:p>
-            <w:pPr>
-              <w:snapToGrid w:val="0"/>
-              <w:jc w:val="center"/>
-              <w:rPr>
-                <w:rFonts w:ascii="游ゴシック" w:eastAsia="游ゴシック" w:hAnsi="游ゴシック"/>
-                <w:sz w:val="20"/>
-              </w:rPr>
-            </w:pPr>
-          </w:p>
-        </w:tc>
-        <w:tc>
-          <w:tcPr>
-            <w:tcW w:w="934" w:type="dxa"/>
-            <w:vAlign w:val="center"/>
-          </w:tcPr>
-          <w:p>
-            <w:pPr>
-              <w:snapToGrid w:val="0"/>
-              <w:jc w:val="center"/>
-              <w:rPr>
-                <w:rFonts w:ascii="游ゴシック" w:eastAsia="游ゴシック" w:hAnsi="游ゴシック"/>
-                <w:sz w:val="20"/>
-              </w:rPr>
-            </w:pPr>
-          </w:p>
-        </w:tc>
-        <w:tc>
-          <w:tcPr>
-            <w:tcW w:w="1999" w:type="dxa"/>
-            <w:vAlign w:val="center"/>
-          </w:tcPr>
-          <w:p>
-            <w:pPr>
-              <w:snapToGrid w:val="0"/>
-              <w:rPr>
-                <w:rFonts w:ascii="游ゴシック" w:eastAsia="游ゴシック" w:hAnsi="游ゴシック"/>
-                <w:sz w:val="20"/>
-              </w:rPr>
-            </w:pPr>
-          </w:p>
-        </w:tc>
-      </w:tr>
-      <w:tr>
-        <w:trPr>
-          <w:trHeight w:val="567"/>
-        </w:trPr>
-        <w:tc>
-          <w:tcPr>
-            <w:tcW w:w="959" w:type="dxa"/>
-            <w:vAlign w:val="center"/>
-          </w:tcPr>
-          <w:p>
-            <w:pPr>
-              <w:snapToGrid w:val="0"/>
-              <w:jc w:val="center"/>
-              <w:rPr>
-                <w:rFonts w:ascii="游ゴシック" w:eastAsia="游ゴシック" w:hAnsi="游ゴシック"/>
-                <w:sz w:val="20"/>
-              </w:rPr>
-            </w:pPr>
-            <w:r>
-              <w:rPr>
-                <w:rFonts w:ascii="游ゴシック" w:eastAsia="游ゴシック" w:hAnsi="游ゴシック"/>
-                <w:sz w:val="20"/>
-              </w:rPr>
-              <w:t>3</w:t>
-            </w:r>
-          </w:p>
-        </w:tc>
-        <w:tc>
-          <w:tcPr>
-            <w:tcW w:w="4981" w:type="dxa"/>
-            <w:vMerge/>
-            <w:vAlign w:val="center"/>
-          </w:tcPr>
-          <w:p>
-            <w:pPr>
-              <w:snapToGrid w:val="0"/>
-              <w:rPr>
-                <w:rFonts w:ascii="游ゴシック" w:eastAsia="游ゴシック" w:hAnsi="游ゴシック"/>
-                <w:sz w:val="20"/>
-              </w:rPr>
-            </w:pPr>
-          </w:p>
-        </w:tc>
-        <w:tc>
-          <w:tcPr>
-            <w:tcW w:w="4538" w:type="dxa"/>
-            <w:vAlign w:val="center"/>
-          </w:tcPr>
-          <w:p>
-            <w:pPr>
-              <w:snapToGrid w:val="0"/>
-              <w:rPr>
-                <w:rFonts w:ascii="游ゴシック" w:eastAsia="游ゴシック" w:hAnsi="游ゴシック"/>
-                <w:sz w:val="20"/>
-              </w:rPr>
-            </w:pPr>
-            <w:r>
-              <w:rPr>
-                <w:rFonts w:ascii="游ゴシック" w:eastAsia="游ゴシック" w:hAnsi="游ゴシック" w:hint="eastAsia"/>
-                <w:sz w:val="20"/>
-              </w:rPr>
-              <w:t>項目1のステップ1、ステップ２を実行後</w:t>
-            </w:r>
-            <w:r>
-              <w:rPr>
-                <w:rFonts w:ascii="游ゴシック" w:eastAsia="游ゴシック" w:hAnsi="游ゴシック" w:hint="eastAsia"/>
-                <w:sz w:val="20"/>
-              </w:rPr>
-              <w:t>「T</w:t>
-            </w:r>
-            <w:r>
-              <w:rPr>
-                <w:rFonts w:ascii="游ゴシック" w:eastAsia="游ゴシック" w:hAnsi="游ゴシック"/>
-                <w:sz w:val="20"/>
-              </w:rPr>
-              <w:t>_BILLING_DETAIL_DATA</w:t>
-            </w:r>
-            <w:r>
-              <w:rPr>
-                <w:rFonts w:ascii="游ゴシック" w:eastAsia="游ゴシック" w:hAnsi="游ゴシック" w:hint="eastAsia"/>
-                <w:sz w:val="20"/>
-              </w:rPr>
-              <w:t>」テーブルにレコードが追加される</w:t>
-            </w:r>
-          </w:p>
-        </w:tc>
-        <w:tc>
-          <w:tcPr>
-            <w:tcW w:w="2491" w:type="dxa"/>
-            <w:vAlign w:val="center"/>
-          </w:tcPr>
-          <w:p>
-            <w:pPr>
-              <w:snapToGrid w:val="0"/>
-              <w:jc w:val="center"/>
-              <w:rPr>
-                <w:rFonts w:ascii="游ゴシック" w:eastAsia="游ゴシック" w:hAnsi="游ゴシック"/>
-                <w:sz w:val="20"/>
-              </w:rPr>
-            </w:pPr>
-          </w:p>
-        </w:tc>
-        <w:tc>
-          <w:tcPr>
-            <w:tcW w:w="934" w:type="dxa"/>
-            <w:vAlign w:val="center"/>
-          </w:tcPr>
-          <w:p>
-            <w:pPr>
-              <w:snapToGrid w:val="0"/>
-              <w:jc w:val="center"/>
-              <w:rPr>
-                <w:rFonts w:ascii="游ゴシック" w:eastAsia="游ゴシック" w:hAnsi="游ゴシック"/>
-                <w:sz w:val="20"/>
-              </w:rPr>
-            </w:pPr>
-          </w:p>
-        </w:tc>
-        <w:tc>
-          <w:tcPr>
-            <w:tcW w:w="1999" w:type="dxa"/>
-            <w:vAlign w:val="center"/>
-          </w:tcPr>
-          <w:p>
-            <w:pPr>
-              <w:snapToGrid w:val="0"/>
-              <w:rPr>
-                <w:rFonts w:ascii="游ゴシック" w:eastAsia="游ゴシック" w:hAnsi="游ゴシック"/>
-                <w:sz w:val="20"/>
-              </w:rPr>
-            </w:pPr>
-          </w:p>
-        </w:tc>
-      </w:tr>
-      <w:tr>
-        <w:trPr>
-          <w:trHeight w:val="567"/>
-        </w:trPr>
-        <w:tc>
-          <w:tcPr>
-            <w:tcW w:w="959" w:type="dxa"/>
-            <w:vAlign w:val="center"/>
-          </w:tcPr>
-          <w:p>
-            <w:pPr>
-              <w:snapToGrid w:val="0"/>
-              <w:jc w:val="center"/>
-              <w:rPr>
-                <w:rFonts w:ascii="游ゴシック" w:eastAsia="游ゴシック" w:hAnsi="游ゴシック"/>
-                <w:sz w:val="20"/>
-              </w:rPr>
-            </w:pPr>
-            <w:r>
-              <w:rPr>
-                <w:rFonts w:ascii="游ゴシック" w:eastAsia="游ゴシック" w:hAnsi="游ゴシック"/>
-                <w:sz w:val="20"/>
-              </w:rPr>
-              <w:t>4</w:t>
-            </w:r>
-          </w:p>
-        </w:tc>
-        <w:tc>
-          <w:tcPr>
-            <w:tcW w:w="4981" w:type="dxa"/>
-            <w:vAlign w:val="center"/>
-          </w:tcPr>
-          <w:p>
-            <w:pPr>
-              <w:snapToGrid w:val="0"/>
-              <w:rPr>
-                <w:rFonts w:ascii="游ゴシック" w:eastAsia="游ゴシック" w:hAnsi="游ゴシック" w:hint="eastAsia"/>
-                <w:sz w:val="20"/>
-              </w:rPr>
-            </w:pPr>
-            <w:r>
-              <w:rPr>
-                <w:rFonts w:ascii="游ゴシック" w:eastAsia="游ゴシック" w:hAnsi="游ゴシック" w:hint="eastAsia"/>
-                <w:sz w:val="20"/>
-              </w:rPr>
-              <w:t>「T_</w:t>
-            </w:r>
-            <w:r>
-              <w:rPr>
-                <w:rFonts w:ascii="游ゴシック" w:eastAsia="游ゴシック" w:hAnsi="游ゴシック"/>
-                <w:sz w:val="20"/>
-              </w:rPr>
-              <w:t>MEMBER</w:t>
-            </w:r>
-            <w:r>
-              <w:rPr>
-                <w:rFonts w:ascii="游ゴシック" w:eastAsia="游ゴシック" w:hAnsi="游ゴシック" w:hint="eastAsia"/>
-                <w:sz w:val="20"/>
-              </w:rPr>
-              <w:t>」テーブル、「T</w:t>
-            </w:r>
-            <w:r>
-              <w:rPr>
-                <w:rFonts w:ascii="游ゴシック" w:eastAsia="游ゴシック" w:hAnsi="游ゴシック"/>
-                <w:sz w:val="20"/>
-              </w:rPr>
-              <w:t>_CHARGE</w:t>
-            </w:r>
-            <w:r>
-              <w:rPr>
-                <w:rFonts w:ascii="游ゴシック" w:eastAsia="游ゴシック" w:hAnsi="游ゴシック" w:hint="eastAsia"/>
-                <w:sz w:val="20"/>
-              </w:rPr>
-              <w:t>」テーブルにレコードがない状態でバッチ機能を実行すると</w:t>
-            </w:r>
-          </w:p>
-        </w:tc>
-        <w:tc>
-          <w:tcPr>
-            <w:tcW w:w="4538" w:type="dxa"/>
-            <w:vAlign w:val="center"/>
-          </w:tcPr>
-          <w:p>
-            <w:pPr>
-              <w:snapToGrid w:val="0"/>
-              <w:rPr>
-                <w:rFonts w:ascii="游ゴシック" w:eastAsia="游ゴシック" w:hAnsi="游ゴシック"/>
-                <w:sz w:val="20"/>
-              </w:rPr>
-            </w:pPr>
-            <w:r>
-              <w:rPr>
-                <w:rFonts w:ascii="游ゴシック" w:eastAsia="游ゴシック" w:hAnsi="游ゴシック" w:hint="eastAsia"/>
-                <w:sz w:val="20"/>
-              </w:rPr>
-              <w:t>「T_</w:t>
-            </w:r>
-            <w:r>
-              <w:rPr>
-                <w:rFonts w:ascii="游ゴシック" w:eastAsia="游ゴシック" w:hAnsi="游ゴシック"/>
-                <w:sz w:val="20"/>
-              </w:rPr>
-              <w:t>MEMBER</w:t>
-            </w:r>
-            <w:r>
-              <w:rPr>
-                <w:rFonts w:ascii="游ゴシック" w:eastAsia="游ゴシック" w:hAnsi="游ゴシック" w:hint="eastAsia"/>
-                <w:sz w:val="20"/>
-              </w:rPr>
-              <w:t>」テーブル</w:t>
-            </w:r>
-            <w:r>
-              <w:rPr>
-                <w:rFonts w:ascii="游ゴシック" w:eastAsia="游ゴシック" w:hAnsi="游ゴシック" w:hint="eastAsia"/>
-                <w:sz w:val="20"/>
-              </w:rPr>
-              <w:t>と</w:t>
-            </w:r>
-            <w:r>
-              <w:rPr>
-                <w:rFonts w:ascii="游ゴシック" w:eastAsia="游ゴシック" w:hAnsi="游ゴシック" w:hint="eastAsia"/>
-                <w:sz w:val="20"/>
-              </w:rPr>
-              <w:t>「T</w:t>
-            </w:r>
-            <w:r>
-              <w:rPr>
-                <w:rFonts w:ascii="游ゴシック" w:eastAsia="游ゴシック" w:hAnsi="游ゴシック"/>
-                <w:sz w:val="20"/>
-              </w:rPr>
-              <w:t>_CHARGE</w:t>
-            </w:r>
-            <w:r>
-              <w:rPr>
-                <w:rFonts w:ascii="游ゴシック" w:eastAsia="游ゴシック" w:hAnsi="游ゴシック" w:hint="eastAsia"/>
-                <w:sz w:val="20"/>
-              </w:rPr>
-              <w:t>」テーブル</w:t>
-            </w:r>
-            <w:r>
-              <w:rPr>
-                <w:rFonts w:ascii="游ゴシック" w:eastAsia="游ゴシック" w:hAnsi="游ゴシック" w:hint="eastAsia"/>
-                <w:sz w:val="20"/>
-              </w:rPr>
-              <w:t>にレコードが存在しない状態でバッチ機能を実行すると、「T</w:t>
-            </w:r>
-            <w:r>
-              <w:rPr>
-                <w:rFonts w:ascii="游ゴシック" w:eastAsia="游ゴシック" w:hAnsi="游ゴシック"/>
-                <w:sz w:val="20"/>
-              </w:rPr>
-              <w:t>_BILLING_STATUS</w:t>
-            </w:r>
-            <w:r>
-              <w:rPr>
-                <w:rFonts w:ascii="游ゴシック" w:eastAsia="游ゴシック" w:hAnsi="游ゴシック" w:hint="eastAsia"/>
-                <w:sz w:val="20"/>
-              </w:rPr>
-              <w:t>」テーブルだけにレコードが追加される</w:t>
+              <w:t>にレコードが追加される</w:t>
             </w:r>
           </w:p>
         </w:tc>
@@ -1457,6 +1152,9 @@
         <w:snapToGrid w:val="0"/>
         <w:spacing w:line="20" w:lineRule="atLeast"/>
         <w:jc w:val="left"/>
+        <w:rPr>
+          <w:rFonts w:hint="eastAsia"/>
+        </w:rPr>
       </w:pPr>
     </w:p>
     <w:sectPr>
@@ -3161,6 +2859,21 @@
 </file>
 
 <file path=customXml/item1.xml><?xml version="1.0" encoding="utf-8"?>
+<p:properties xmlns:p="http://schemas.microsoft.com/office/2006/metadata/properties" xmlns:xsi="http://www.w3.org/2001/XMLSchema-instance" xmlns:pc="http://schemas.microsoft.com/office/infopath/2007/PartnerControls">
+  <documentManagement/>
+</p:properties>
+</file>
+
+<file path=customXml/item2.xml><?xml version="1.0" encoding="utf-8"?>
+<?mso-contentType ?>
+<FormTemplates xmlns="http://schemas.microsoft.com/sharepoint/v3/contenttype/forms">
+  <Display>DocumentLibraryForm</Display>
+  <Edit>DocumentLibraryForm</Edit>
+  <New>DocumentLibraryForm</New>
+</FormTemplates>
+</file>
+
+<file path=customXml/item3.xml><?xml version="1.0" encoding="utf-8"?>
 <ct:contentTypeSchema xmlns:ct="http://schemas.microsoft.com/office/2006/metadata/contentType" xmlns:ma="http://schemas.microsoft.com/office/2006/metadata/properties/metaAttributes" ct:_="" ma:_="" ma:contentTypeName="ドキュメント" ma:contentTypeID="0x010100C424317A42AA8449A97AAE94730ED181" ma:contentTypeVersion="6" ma:contentTypeDescription="新しいドキュメントを作成します。" ma:contentTypeScope="" ma:versionID="9df5c7ff725c9e365f8a8503f6029c6b">
   <xsd:schema xmlns:xsd="http://www.w3.org/2001/XMLSchema" xmlns:xs="http://www.w3.org/2001/XMLSchema" xmlns:p="http://schemas.microsoft.com/office/2006/metadata/properties" xmlns:ns2="dab87824-9c6b-4a08-9c96-9c9ea904f12c" targetNamespace="http://schemas.microsoft.com/office/2006/metadata/properties" ma:root="true" ma:fieldsID="98e3d8fd3bbedc5b58bd9df00d6be37e" ns2:_="">
     <xsd:import namespace="dab87824-9c6b-4a08-9c96-9c9ea904f12c"/>
@@ -3318,26 +3031,28 @@
 </ct:contentTypeSchema>
 </file>
 
-<file path=customXml/item2.xml><?xml version="1.0" encoding="utf-8"?>
-<?mso-contentType ?>
-<FormTemplates xmlns="http://schemas.microsoft.com/sharepoint/v3/contenttype/forms">
-  <Display>DocumentLibraryForm</Display>
-  <Edit>DocumentLibraryForm</Edit>
-  <New>DocumentLibraryForm</New>
-</FormTemplates>
-</file>
-
-<file path=customXml/item3.xml><?xml version="1.0" encoding="utf-8"?>
-<p:properties xmlns:p="http://schemas.microsoft.com/office/2006/metadata/properties" xmlns:xsi="http://www.w3.org/2001/XMLSchema-instance" xmlns:pc="http://schemas.microsoft.com/office/infopath/2007/PartnerControls">
-  <documentManagement/>
-</p:properties>
-</file>
-
 <file path=customXml/item4.xml><?xml version="1.0" encoding="utf-8"?>
 <b:Sources xmlns:b="http://schemas.openxmlformats.org/officeDocument/2006/bibliography" xmlns="http://schemas.openxmlformats.org/officeDocument/2006/bibliography" SelectedStyle="\APASixthEditionOfficeOnline.xsl" StyleName="APA" Version="6"/>
 </file>
 
 <file path=customXml/itemProps1.xml><?xml version="1.0" encoding="utf-8"?>
+<ds:datastoreItem xmlns:ds="http://schemas.openxmlformats.org/officeDocument/2006/customXml" ds:itemID="{659CE7E0-3E2F-4787-B142-08E029C04E10}">
+  <ds:schemaRefs>
+    <ds:schemaRef ds:uri="http://schemas.microsoft.com/office/2006/metadata/properties"/>
+    <ds:schemaRef ds:uri="http://schemas.microsoft.com/office/infopath/2007/PartnerControls"/>
+  </ds:schemaRefs>
+</ds:datastoreItem>
+</file>
+
+<file path=customXml/itemProps2.xml><?xml version="1.0" encoding="utf-8"?>
+<ds:datastoreItem xmlns:ds="http://schemas.openxmlformats.org/officeDocument/2006/customXml" ds:itemID="{F4DA52B9-D4DF-4BEC-A5A3-5484E5EB747B}">
+  <ds:schemaRefs>
+    <ds:schemaRef ds:uri="http://schemas.microsoft.com/sharepoint/v3/contenttype/forms"/>
+  </ds:schemaRefs>
+</ds:datastoreItem>
+</file>
+
+<file path=customXml/itemProps3.xml><?xml version="1.0" encoding="utf-8"?>
 <ds:datastoreItem xmlns:ds="http://schemas.openxmlformats.org/officeDocument/2006/customXml" ds:itemID="{76261B67-5531-4ED1-B087-165B04D1226E}">
   <ds:schemaRefs>
     <ds:schemaRef ds:uri="http://schemas.microsoft.com/office/2006/metadata/contentType"/>
@@ -3355,25 +3070,8 @@
 </ds:datastoreItem>
 </file>
 
-<file path=customXml/itemProps2.xml><?xml version="1.0" encoding="utf-8"?>
-<ds:datastoreItem xmlns:ds="http://schemas.openxmlformats.org/officeDocument/2006/customXml" ds:itemID="{F4DA52B9-D4DF-4BEC-A5A3-5484E5EB747B}">
-  <ds:schemaRefs>
-    <ds:schemaRef ds:uri="http://schemas.microsoft.com/sharepoint/v3/contenttype/forms"/>
-  </ds:schemaRefs>
-</ds:datastoreItem>
-</file>
-
-<file path=customXml/itemProps3.xml><?xml version="1.0" encoding="utf-8"?>
-<ds:datastoreItem xmlns:ds="http://schemas.openxmlformats.org/officeDocument/2006/customXml" ds:itemID="{659CE7E0-3E2F-4787-B142-08E029C04E10}">
-  <ds:schemaRefs>
-    <ds:schemaRef ds:uri="http://schemas.microsoft.com/office/2006/metadata/properties"/>
-    <ds:schemaRef ds:uri="http://schemas.microsoft.com/office/infopath/2007/PartnerControls"/>
-  </ds:schemaRefs>
-</ds:datastoreItem>
-</file>
-
 <file path=customXml/itemProps4.xml><?xml version="1.0" encoding="utf-8"?>
-<ds:datastoreItem xmlns:ds="http://schemas.openxmlformats.org/officeDocument/2006/customXml" ds:itemID="{74B59048-BC84-4C23-B1EC-9576FAE5811E}">
+<ds:datastoreItem xmlns:ds="http://schemas.openxmlformats.org/officeDocument/2006/customXml" ds:itemID="{3C74F08E-CB88-43A1-92ED-F0911AA7744F}">
   <ds:schemaRefs>
     <ds:schemaRef ds:uri="http://schemas.openxmlformats.org/officeDocument/2006/bibliography"/>
   </ds:schemaRefs>

--- a/extra/report/No.結合テスト_テストケース.docx
+++ b/extra/report/No.結合テスト_テストケース.docx
@@ -540,7 +540,7 @@
             <w:pPr>
               <w:snapToGrid w:val="0"/>
               <w:rPr>
-                <w:rFonts w:ascii="游ゴシック" w:eastAsia="游ゴシック" w:hAnsi="游ゴシック" w:hint="eastAsia"/>
+                <w:rFonts w:ascii="游ゴシック" w:eastAsia="游ゴシック" w:hAnsi="游ゴシック"/>
                 <w:sz w:val="20"/>
               </w:rPr>
             </w:pPr>
@@ -577,7 +577,23 @@
                 <w:rFonts w:ascii="游ゴシック" w:eastAsia="游ゴシック" w:hAnsi="游ゴシック" w:hint="eastAsia"/>
                 <w:sz w:val="20"/>
               </w:rPr>
-              <w:t>アプリで加入者情報に</w:t>
+              <w:t>アプリで</w:t>
+            </w:r>
+          </w:p>
+          <w:p>
+            <w:pPr>
+              <w:snapToGrid w:val="0"/>
+              <w:rPr>
+                <w:rFonts w:ascii="游ゴシック" w:eastAsia="游ゴシック" w:hAnsi="游ゴシック" w:hint="eastAsia"/>
+                <w:sz w:val="20"/>
+              </w:rPr>
+            </w:pPr>
+            <w:r>
+              <w:rPr>
+                <w:rFonts w:ascii="游ゴシック" w:eastAsia="游ゴシック" w:hAnsi="游ゴシック" w:hint="eastAsia"/>
+                <w:sz w:val="20"/>
+              </w:rPr>
+              <w:t>加入者情報に</w:t>
             </w:r>
           </w:p>
           <w:p>
@@ -705,30 +721,25 @@
             <w:pPr>
               <w:snapToGrid w:val="0"/>
               <w:rPr>
-                <w:rFonts w:ascii="游ゴシック" w:eastAsia="游ゴシック" w:hAnsi="游ゴシック"/>
-                <w:sz w:val="20"/>
-              </w:rPr>
-            </w:pPr>
-            <w:r>
-              <w:rPr>
-                <w:rFonts w:ascii="游ゴシック" w:eastAsia="游ゴシック" w:hAnsi="游ゴシック" w:hint="eastAsia"/>
-                <w:sz w:val="20"/>
-              </w:rPr>
-              <w:t>「T</w:t>
-            </w:r>
-            <w:r>
-              <w:rPr>
-                <w:rFonts w:ascii="游ゴシック" w:eastAsia="游ゴシック" w:hAnsi="游ゴシック"/>
-                <w:sz w:val="20"/>
-              </w:rPr>
-              <w:t>_CHARGE</w:t>
-            </w:r>
-            <w:r>
-              <w:rPr>
-                <w:rFonts w:ascii="游ゴシック" w:eastAsia="游ゴシック" w:hAnsi="游ゴシック" w:hint="eastAsia"/>
-                <w:sz w:val="20"/>
-              </w:rPr>
-              <w:t>」テーブルに</w:t>
+                <w:rFonts w:ascii="游ゴシック" w:eastAsia="游ゴシック" w:hAnsi="游ゴシック" w:hint="eastAsia"/>
+                <w:sz w:val="20"/>
+              </w:rPr>
+            </w:pPr>
+          </w:p>
+          <w:p>
+            <w:pPr>
+              <w:snapToGrid w:val="0"/>
+              <w:rPr>
+                <w:rFonts w:ascii="游ゴシック" w:eastAsia="游ゴシック" w:hAnsi="游ゴシック" w:hint="eastAsia"/>
+                <w:sz w:val="20"/>
+              </w:rPr>
+            </w:pPr>
+            <w:r>
+              <w:rPr>
+                <w:rFonts w:ascii="游ゴシック" w:eastAsia="游ゴシック" w:hAnsi="游ゴシック" w:hint="eastAsia"/>
+                <w:sz w:val="20"/>
+              </w:rPr>
+              <w:t>料金情報に</w:t>
             </w:r>
           </w:p>
           <w:p>
@@ -824,6 +835,8 @@
                 <w:sz w:val="20"/>
               </w:rPr>
             </w:pPr>
+            <w:bookmarkStart w:id="0" w:name="_GoBack"/>
+            <w:bookmarkEnd w:id="0"/>
           </w:p>
         </w:tc>
         <w:tc>
@@ -1023,6 +1036,7 @@
                 <w:rFonts w:ascii="游ゴシック" w:eastAsia="游ゴシック" w:hAnsi="游ゴシック" w:hint="eastAsia"/>
                 <w:sz w:val="20"/>
               </w:rPr>
+              <w:lastRenderedPageBreak/>
               <w:t>「T</w:t>
             </w:r>
             <w:r>
@@ -1085,15 +1099,33 @@
                 <w:sz w:val="20"/>
               </w:rPr>
             </w:pPr>
-            <w:bookmarkStart w:id="0" w:name="_GoBack"/>
-            <w:bookmarkEnd w:id="0"/>
-            <w:r>
-              <w:rPr>
-                <w:rFonts w:ascii="游ゴシック" w:eastAsia="游ゴシック" w:hAnsi="游ゴシック" w:hint="eastAsia"/>
-                <w:sz w:val="20"/>
-              </w:rPr>
-              <w:lastRenderedPageBreak/>
-              <w:t>にレコードが追加される</w:t>
+            <w:r>
+              <w:rPr>
+                <w:rFonts w:ascii="游ゴシック" w:eastAsia="游ゴシック" w:hAnsi="游ゴシック" w:hint="eastAsia"/>
+                <w:sz w:val="20"/>
+              </w:rPr>
+              <w:t>に</w:t>
+            </w:r>
+            <w:r>
+              <w:rPr>
+                <w:rFonts w:ascii="游ゴシック" w:eastAsia="游ゴシック" w:hAnsi="游ゴシック" w:hint="eastAsia"/>
+                <w:sz w:val="20"/>
+              </w:rPr>
+              <w:t>有効な加入者と</w:t>
+            </w:r>
+            <w:r>
+              <w:rPr>
+                <w:rFonts w:ascii="游ゴシック" w:eastAsia="游ゴシック" w:hAnsi="游ゴシック" w:hint="eastAsia"/>
+                <w:sz w:val="20"/>
+              </w:rPr>
+              <w:t>有効な料金の請求情報</w:t>
+            </w:r>
+            <w:r>
+              <w:rPr>
+                <w:rFonts w:ascii="游ゴシック" w:eastAsia="游ゴシック" w:hAnsi="游ゴシック" w:hint="eastAsia"/>
+                <w:sz w:val="20"/>
+              </w:rPr>
+              <w:t>レコードが追加される</w:t>
             </w:r>
           </w:p>
         </w:tc>
@@ -3071,7 +3103,7 @@
 </file>
 
 <file path=customXml/itemProps4.xml><?xml version="1.0" encoding="utf-8"?>
-<ds:datastoreItem xmlns:ds="http://schemas.openxmlformats.org/officeDocument/2006/customXml" ds:itemID="{3C74F08E-CB88-43A1-92ED-F0911AA7744F}">
+<ds:datastoreItem xmlns:ds="http://schemas.openxmlformats.org/officeDocument/2006/customXml" ds:itemID="{FDAEEAA8-7A5A-4A13-AA35-BC931789E7F1}">
   <ds:schemaRefs>
     <ds:schemaRef ds:uri="http://schemas.openxmlformats.org/officeDocument/2006/bibliography"/>
   </ds:schemaRefs>

--- a/extra/report/No.結合テスト_テストケース.docx
+++ b/extra/report/No.結合テスト_テストケース.docx
@@ -835,8 +835,6 @@
                 <w:sz w:val="20"/>
               </w:rPr>
             </w:pPr>
-            <w:bookmarkStart w:id="0" w:name="_GoBack"/>
-            <w:bookmarkEnd w:id="0"/>
           </w:p>
         </w:tc>
         <w:tc>
@@ -983,7 +981,21 @@
                 <w:rFonts w:ascii="游ゴシック" w:eastAsia="游ゴシック" w:hAnsi="游ゴシック"/>
                 <w:sz w:val="20"/>
               </w:rPr>
-              <w:t>”2025/09/01”</w:t>
+              <w:t>”2025</w:t>
+            </w:r>
+            <w:r>
+              <w:rPr>
+                <w:rFonts w:ascii="游ゴシック" w:eastAsia="游ゴシック" w:hAnsi="游ゴシック" w:hint="eastAsia"/>
+                <w:sz w:val="20"/>
+              </w:rPr>
+              <w:t>09</w:t>
+            </w:r>
+            <w:r>
+              <w:rPr>
+                <w:rFonts w:ascii="游ゴシック" w:eastAsia="游ゴシック" w:hAnsi="游ゴシック"/>
+                <w:sz w:val="20"/>
+              </w:rPr>
+              <w:t>”</w:t>
             </w:r>
             <w:r>
               <w:rPr>
@@ -992,6 +1004,8 @@
               </w:rPr>
               <w:t>で実行すると</w:t>
             </w:r>
+            <w:bookmarkStart w:id="0" w:name="_GoBack"/>
+            <w:bookmarkEnd w:id="0"/>
           </w:p>
           <w:p>
             <w:pPr>
@@ -3103,7 +3117,7 @@
 </file>
 
 <file path=customXml/itemProps4.xml><?xml version="1.0" encoding="utf-8"?>
-<ds:datastoreItem xmlns:ds="http://schemas.openxmlformats.org/officeDocument/2006/customXml" ds:itemID="{FDAEEAA8-7A5A-4A13-AA35-BC931789E7F1}">
+<ds:datastoreItem xmlns:ds="http://schemas.openxmlformats.org/officeDocument/2006/customXml" ds:itemID="{62DA60C8-B245-4D18-8293-1BFAFC75EE42}">
   <ds:schemaRefs>
     <ds:schemaRef ds:uri="http://schemas.openxmlformats.org/officeDocument/2006/bibliography"/>
   </ds:schemaRefs>

--- a/extra/report/No.結合テスト_テストケース.docx
+++ b/extra/report/No.結合テスト_テストケース.docx
@@ -835,6 +835,8 @@
                 <w:sz w:val="20"/>
               </w:rPr>
             </w:pPr>
+            <w:bookmarkStart w:id="0" w:name="_GoBack"/>
+            <w:bookmarkEnd w:id="0"/>
           </w:p>
         </w:tc>
         <w:tc>
@@ -981,21 +983,7 @@
                 <w:rFonts w:ascii="游ゴシック" w:eastAsia="游ゴシック" w:hAnsi="游ゴシック"/>
                 <w:sz w:val="20"/>
               </w:rPr>
-              <w:t>”2025</w:t>
-            </w:r>
-            <w:r>
-              <w:rPr>
-                <w:rFonts w:ascii="游ゴシック" w:eastAsia="游ゴシック" w:hAnsi="游ゴシック" w:hint="eastAsia"/>
-                <w:sz w:val="20"/>
-              </w:rPr>
-              <w:t>09</w:t>
-            </w:r>
-            <w:r>
-              <w:rPr>
-                <w:rFonts w:ascii="游ゴシック" w:eastAsia="游ゴシック" w:hAnsi="游ゴシック"/>
-                <w:sz w:val="20"/>
-              </w:rPr>
-              <w:t>”</w:t>
+              <w:t>”2025/09/01”</w:t>
             </w:r>
             <w:r>
               <w:rPr>
@@ -1004,8 +992,6 @@
               </w:rPr>
               <w:t>で実行すると</w:t>
             </w:r>
-            <w:bookmarkStart w:id="0" w:name="_GoBack"/>
-            <w:bookmarkEnd w:id="0"/>
           </w:p>
           <w:p>
             <w:pPr>
@@ -3117,7 +3103,7 @@
 </file>
 
 <file path=customXml/itemProps4.xml><?xml version="1.0" encoding="utf-8"?>
-<ds:datastoreItem xmlns:ds="http://schemas.openxmlformats.org/officeDocument/2006/customXml" ds:itemID="{62DA60C8-B245-4D18-8293-1BFAFC75EE42}">
+<ds:datastoreItem xmlns:ds="http://schemas.openxmlformats.org/officeDocument/2006/customXml" ds:itemID="{FDAEEAA8-7A5A-4A13-AA35-BC931789E7F1}">
   <ds:schemaRefs>
     <ds:schemaRef ds:uri="http://schemas.openxmlformats.org/officeDocument/2006/bibliography"/>
   </ds:schemaRefs>

--- a/extra/report/No.結合テスト_テストケース.docx
+++ b/extra/report/No.結合テスト_テストケース.docx
@@ -424,6 +424,8 @@
               </w:rPr>
               <w:t>はテスト結果表の前提条件を参照</w:t>
             </w:r>
+            <w:bookmarkStart w:id="0" w:name="_GoBack"/>
+            <w:bookmarkEnd w:id="0"/>
           </w:p>
         </w:tc>
         <w:tc>
@@ -584,7 +586,7 @@
             <w:pPr>
               <w:snapToGrid w:val="0"/>
               <w:rPr>
-                <w:rFonts w:ascii="游ゴシック" w:eastAsia="游ゴシック" w:hAnsi="游ゴシック" w:hint="eastAsia"/>
+                <w:rFonts w:ascii="游ゴシック" w:eastAsia="游ゴシック" w:hAnsi="游ゴシック"/>
                 <w:sz w:val="20"/>
               </w:rPr>
             </w:pPr>
@@ -721,16 +723,16 @@
             <w:pPr>
               <w:snapToGrid w:val="0"/>
               <w:rPr>
-                <w:rFonts w:ascii="游ゴシック" w:eastAsia="游ゴシック" w:hAnsi="游ゴシック" w:hint="eastAsia"/>
-                <w:sz w:val="20"/>
-              </w:rPr>
-            </w:pPr>
-          </w:p>
-          <w:p>
-            <w:pPr>
-              <w:snapToGrid w:val="0"/>
-              <w:rPr>
-                <w:rFonts w:ascii="游ゴシック" w:eastAsia="游ゴシック" w:hAnsi="游ゴシック" w:hint="eastAsia"/>
+                <w:rFonts w:ascii="游ゴシック" w:eastAsia="游ゴシック" w:hAnsi="游ゴシック"/>
+                <w:sz w:val="20"/>
+              </w:rPr>
+            </w:pPr>
+          </w:p>
+          <w:p>
+            <w:pPr>
+              <w:snapToGrid w:val="0"/>
+              <w:rPr>
+                <w:rFonts w:ascii="游ゴシック" w:eastAsia="游ゴシック" w:hAnsi="游ゴシック"/>
                 <w:sz w:val="20"/>
               </w:rPr>
             </w:pPr>
@@ -808,7 +810,7 @@
             <w:pPr>
               <w:snapToGrid w:val="0"/>
               <w:rPr>
-                <w:rFonts w:ascii="游ゴシック" w:eastAsia="游ゴシック" w:hAnsi="游ゴシック" w:hint="eastAsia"/>
+                <w:rFonts w:ascii="游ゴシック" w:eastAsia="游ゴシック" w:hAnsi="游ゴシック"/>
                 <w:sz w:val="20"/>
               </w:rPr>
             </w:pPr>
@@ -835,8 +837,6 @@
                 <w:sz w:val="20"/>
               </w:rPr>
             </w:pPr>
-            <w:bookmarkStart w:id="0" w:name="_GoBack"/>
-            <w:bookmarkEnd w:id="0"/>
           </w:p>
         </w:tc>
         <w:tc>
@@ -997,7 +997,7 @@
             <w:pPr>
               <w:snapToGrid w:val="0"/>
               <w:rPr>
-                <w:rFonts w:ascii="游ゴシック" w:eastAsia="游ゴシック" w:hAnsi="游ゴシック" w:hint="eastAsia"/>
+                <w:rFonts w:ascii="游ゴシック" w:eastAsia="游ゴシック" w:hAnsi="游ゴシック"/>
                 <w:sz w:val="20"/>
               </w:rPr>
             </w:pPr>
@@ -1027,7 +1027,7 @@
             <w:pPr>
               <w:snapToGrid w:val="0"/>
               <w:rPr>
-                <w:rFonts w:ascii="游ゴシック" w:eastAsia="游ゴシック" w:hAnsi="游ゴシック" w:hint="eastAsia"/>
+                <w:rFonts w:ascii="游ゴシック" w:eastAsia="游ゴシック" w:hAnsi="游ゴシック"/>
                 <w:sz w:val="20"/>
               </w:rPr>
             </w:pPr>
@@ -1095,7 +1095,7 @@
             <w:pPr>
               <w:snapToGrid w:val="0"/>
               <w:rPr>
-                <w:rFonts w:ascii="游ゴシック" w:eastAsia="游ゴシック" w:hAnsi="游ゴシック" w:hint="eastAsia"/>
+                <w:rFonts w:ascii="游ゴシック" w:eastAsia="游ゴシック" w:hAnsi="游ゴシック"/>
                 <w:sz w:val="20"/>
               </w:rPr>
             </w:pPr>
@@ -1184,9 +1184,6 @@
         <w:snapToGrid w:val="0"/>
         <w:spacing w:line="20" w:lineRule="atLeast"/>
         <w:jc w:val="left"/>
-        <w:rPr>
-          <w:rFonts w:hint="eastAsia"/>
-        </w:rPr>
       </w:pPr>
     </w:p>
     <w:sectPr>
@@ -1736,20 +1733,6 @@
             <w:t>JavaTraning</w:t>
           </w:r>
           <w:proofErr w:type="spellEnd"/>
-          <w:r>
-            <w:rPr>
-              <w:rFonts w:ascii="游ゴシック" w:eastAsia="游ゴシック" w:hAnsi="游ゴシック" w:cs="Arial Unicode MS" w:hint="eastAsia"/>
-              <w:sz w:val="20"/>
-            </w:rPr>
-            <w:t xml:space="preserve">　</w:t>
-          </w:r>
-          <w:r>
-            <w:rPr>
-              <w:rFonts w:ascii="游ゴシック" w:eastAsia="游ゴシック" w:hAnsi="游ゴシック" w:cs="Arial Unicode MS"/>
-              <w:sz w:val="20"/>
-            </w:rPr>
-            <w:t>a4ead469bd5550f3c355521970b0b23b6ab3306c</w:t>
-          </w:r>
         </w:p>
       </w:tc>
       <w:tc>
@@ -2891,18 +2874,18 @@
 </file>
 
 <file path=customXml/item1.xml><?xml version="1.0" encoding="utf-8"?>
-<p:properties xmlns:p="http://schemas.microsoft.com/office/2006/metadata/properties" xmlns:xsi="http://www.w3.org/2001/XMLSchema-instance" xmlns:pc="http://schemas.microsoft.com/office/infopath/2007/PartnerControls">
-  <documentManagement/>
-</p:properties>
-</file>
-
-<file path=customXml/item2.xml><?xml version="1.0" encoding="utf-8"?>
 <?mso-contentType ?>
 <FormTemplates xmlns="http://schemas.microsoft.com/sharepoint/v3/contenttype/forms">
   <Display>DocumentLibraryForm</Display>
   <Edit>DocumentLibraryForm</Edit>
   <New>DocumentLibraryForm</New>
 </FormTemplates>
+</file>
+
+<file path=customXml/item2.xml><?xml version="1.0" encoding="utf-8"?>
+<p:properties xmlns:p="http://schemas.microsoft.com/office/2006/metadata/properties" xmlns:xsi="http://www.w3.org/2001/XMLSchema-instance" xmlns:pc="http://schemas.microsoft.com/office/infopath/2007/PartnerControls">
+  <documentManagement/>
+</p:properties>
 </file>
 
 <file path=customXml/item3.xml><?xml version="1.0" encoding="utf-8"?>
@@ -3068,18 +3051,18 @@
 </file>
 
 <file path=customXml/itemProps1.xml><?xml version="1.0" encoding="utf-8"?>
-<ds:datastoreItem xmlns:ds="http://schemas.openxmlformats.org/officeDocument/2006/customXml" ds:itemID="{659CE7E0-3E2F-4787-B142-08E029C04E10}">
+<ds:datastoreItem xmlns:ds="http://schemas.openxmlformats.org/officeDocument/2006/customXml" ds:itemID="{F4DA52B9-D4DF-4BEC-A5A3-5484E5EB747B}">
   <ds:schemaRefs>
-    <ds:schemaRef ds:uri="http://schemas.microsoft.com/office/2006/metadata/properties"/>
-    <ds:schemaRef ds:uri="http://schemas.microsoft.com/office/infopath/2007/PartnerControls"/>
+    <ds:schemaRef ds:uri="http://schemas.microsoft.com/sharepoint/v3/contenttype/forms"/>
   </ds:schemaRefs>
 </ds:datastoreItem>
 </file>
 
 <file path=customXml/itemProps2.xml><?xml version="1.0" encoding="utf-8"?>
-<ds:datastoreItem xmlns:ds="http://schemas.openxmlformats.org/officeDocument/2006/customXml" ds:itemID="{F4DA52B9-D4DF-4BEC-A5A3-5484E5EB747B}">
+<ds:datastoreItem xmlns:ds="http://schemas.openxmlformats.org/officeDocument/2006/customXml" ds:itemID="{659CE7E0-3E2F-4787-B142-08E029C04E10}">
   <ds:schemaRefs>
-    <ds:schemaRef ds:uri="http://schemas.microsoft.com/sharepoint/v3/contenttype/forms"/>
+    <ds:schemaRef ds:uri="http://schemas.microsoft.com/office/2006/metadata/properties"/>
+    <ds:schemaRef ds:uri="http://schemas.microsoft.com/office/infopath/2007/PartnerControls"/>
   </ds:schemaRefs>
 </ds:datastoreItem>
 </file>
@@ -3103,7 +3086,7 @@
 </file>
 
 <file path=customXml/itemProps4.xml><?xml version="1.0" encoding="utf-8"?>
-<ds:datastoreItem xmlns:ds="http://schemas.openxmlformats.org/officeDocument/2006/customXml" ds:itemID="{FDAEEAA8-7A5A-4A13-AA35-BC931789E7F1}">
+<ds:datastoreItem xmlns:ds="http://schemas.openxmlformats.org/officeDocument/2006/customXml" ds:itemID="{ED471D55-E717-4D18-B71D-DEDFB4A7FE13}">
   <ds:schemaRefs>
     <ds:schemaRef ds:uri="http://schemas.openxmlformats.org/officeDocument/2006/bibliography"/>
   </ds:schemaRefs>
